--- a/Texto do Cliente.docx
+++ b/Texto do Cliente.docx
@@ -2,7 +2,7 @@
 <file path=word/document.xml><?xml version="1.0" encoding="utf-8"?>
 <w:document xmlns:wpc="http://schemas.microsoft.com/office/word/2010/wordprocessingCanvas" xmlns:cx="http://schemas.microsoft.com/office/drawing/2014/chartex" xmlns:cx1="http://schemas.microsoft.com/office/drawing/2015/9/8/chartex" xmlns:cx2="http://schemas.microsoft.com/office/drawing/2015/10/21/chartex" xmlns:cx3="http://schemas.microsoft.com/office/drawing/2016/5/9/chartex" xmlns:cx4="http://schemas.microsoft.com/office/drawing/2016/5/10/chartex" xmlns:cx5="http://schemas.microsoft.com/office/drawing/2016/5/11/chartex" xmlns:cx6="http://schemas.microsoft.com/office/drawing/2016/5/12/chartex" xmlns:cx7="http://schemas.microsoft.com/office/drawing/2016/5/13/chartex" xmlns:cx8="http://schemas.microsoft.com/office/drawing/2016/5/14/chartex" xmlns:mc="http://schemas.openxmlformats.org/markup-compatibility/2006" xmlns:aink="http://schemas.microsoft.com/office/drawing/2016/ink" xmlns:am3d="http://schemas.microsoft.com/office/drawing/2017/model3d" xmlns:o="urn:schemas-microsoft-com:office:office" xmlns:r="http://schemas.openxmlformats.org/officeDocument/2006/relationships" xmlns:m="http://schemas.openxmlformats.org/officeDocument/2006/math" xmlns:v="urn:schemas-microsoft-com:vml" xmlns:wp14="http://schemas.microsoft.com/office/word/2010/wordprocessingDrawing" xmlns:wp="http://schemas.openxmlformats.org/drawingml/2006/wordprocessingDrawing" xmlns:w10="urn:schemas-microsoft-com:office:word" xmlns:w="http://schemas.openxmlformats.org/wordprocessingml/2006/main" xmlns:w14="http://schemas.microsoft.com/office/word/2010/wordml" xmlns:w15="http://schemas.microsoft.com/office/word/2012/wordml" xmlns:w16cid="http://schemas.microsoft.com/office/word/2016/wordml/cid" xmlns:w16se="http://schemas.microsoft.com/office/word/2015/wordml/symex" xmlns:wpg="http://schemas.microsoft.com/office/word/2010/wordprocessingGroup" xmlns:wpi="http://schemas.microsoft.com/office/word/2010/wordprocessingInk" xmlns:wne="http://schemas.microsoft.com/office/word/2006/wordml" xmlns:wps="http://schemas.microsoft.com/office/word/2010/wordprocessingShape" mc:Ignorable="w14 w15 w16se w16cid wp14">
   <w:body>
-    <w:p>
+    <w:p xmlns:wp14="http://schemas.microsoft.com/office/word/2010/wordml" wp14:textId="084F5FA5">
       <w:pPr>
         <w:rPr>
           <w:color w:val="FF0000"/>
@@ -14,13 +14,19 @@
         </w:rPr>
         <w:t>Olá, meu nome é Marília e gostaria de solicitar um software para minha lanchonete</w:t>
       </w:r>
+      <w:r>
+        <w:rPr>
+          <w:color w:val="FF0000"/>
+        </w:rPr>
+        <w:t>.</w:t>
+      </w:r>
     </w:p>
-    <w:p>
+    <w:p xmlns:wp14="http://schemas.microsoft.com/office/word/2010/wordml" wp14:textId="77777777">
       <w:r>
         <w:t>Nele eu gostaria de um design minimalista com foco nas cores amarela e vermelha, destacando os produtos e preços.</w:t>
       </w:r>
     </w:p>
-    <w:p>
+    <w:p xmlns:wp14="http://schemas.microsoft.com/office/word/2010/wordml" wp14:textId="5E68D1B0">
       <w:pPr>
         <w:rPr>
           <w:color w:val="FF0000"/>
@@ -38,122 +44,175 @@
         </w:rPr>
         <w:t xml:space="preserve">om o cardápio com </w:t>
       </w:r>
+      <w:r>
+        <w:rPr>
+          <w:color w:val="FF0000"/>
+        </w:rPr>
+        <w:t>várias</w:t>
+      </w:r>
+      <w:r>
+        <w:rPr>
+          <w:color w:val="FF0000"/>
+        </w:rPr>
+        <w:t xml:space="preserve"> opções de produtos e categorias separando-os para facilitar a pesquisa. Depois de escolher seus produtos o cliente deverá estar </w:t>
+      </w:r>
+      <w:r>
+        <w:rPr>
+          <w:color w:val="FF0000"/>
+        </w:rPr>
+        <w:t>logado</w:t>
+      </w:r>
+      <w:r>
+        <w:rPr>
+          <w:color w:val="FF0000"/>
+        </w:rPr>
+        <w:t xml:space="preserve"> ou se cadastrar, com as seguintes informações: nome, CPF, </w:t>
+      </w:r>
+      <w:r>
+        <w:rPr>
+          <w:color w:val="FF0000"/>
+        </w:rPr>
+        <w:t>email</w:t>
+      </w:r>
+      <w:r>
+        <w:rPr>
+          <w:color w:val="FF0000"/>
+        </w:rPr>
+        <w:t xml:space="preserve"> e telefone. Após estar </w:t>
+      </w:r>
+      <w:r>
+        <w:rPr>
+          <w:color w:val="FF0000"/>
+        </w:rPr>
+        <w:t>logado</w:t>
+      </w:r>
+      <w:r>
+        <w:rPr>
+          <w:color w:val="FF0000"/>
+        </w:rPr>
+        <w:t xml:space="preserve">, ele poderá </w:t>
+      </w:r>
+      <w:r>
+        <w:rPr>
+          <w:color w:val="FF0000"/>
+        </w:rPr>
+        <w:t>continuar com a compra</w:t>
+      </w:r>
+      <w:r>
+        <w:rPr>
+          <w:color w:val="FF0000"/>
+        </w:rPr>
+        <w:t xml:space="preserve">, </w:t>
+      </w:r>
+      <w:r>
+        <w:rPr>
+          <w:color w:val="FF0000"/>
+        </w:rPr>
+        <w:t>escolhendo o tipo de entrega (delivery ou retirada), no caso de delivery ele deve adicionar ou selecionar o endereço de entrega com as informações: rua, número, complemento, cidade, estado e CEP</w:t>
+      </w:r>
+      <w:r>
+        <w:rPr>
+          <w:color w:val="FF0000"/>
+        </w:rPr>
+        <w:t>. Por último o cli</w:t>
+      </w:r>
+      <w:r>
+        <w:rPr>
+          <w:color w:val="FF0000"/>
+        </w:rPr>
+        <w:t>ente vai ser direcionado para a tela final de pagamento que vai mostrar o resumo do pedido com todos os itens e o preço final,</w:t>
+      </w:r>
+      <w:r>
+        <w:rPr>
+          <w:color w:val="FF0000"/>
+        </w:rPr>
+        <w:t xml:space="preserve"> ele também vai poder escolher o método de pagamento nessa seção entre pix</w:t>
+      </w:r>
+      <w:r>
+        <w:rPr>
+          <w:color w:val="FF0000"/>
+        </w:rPr>
+        <w:t>, cartão de débito ou crédito e boleto</w:t>
+      </w:r>
+      <w:r>
+        <w:rPr>
+          <w:color w:val="FF0000"/>
+        </w:rPr>
+        <w:t xml:space="preserve">. Após o pagamento </w:t>
+      </w:r>
+      <w:r>
+        <w:rPr>
+          <w:color w:val="FF0000"/>
+        </w:rPr>
+        <w:t>esse pedido vai ficar salvo na conta do usuário e vai mostrar o horário estimado para a entrega no caso do delivery.</w:t>
+      </w:r>
+      <w:bookmarkStart w:name="_GoBack" w:id="0"/>
+      <w:bookmarkEnd w:id="0"/>
       <w:proofErr w:type="spellStart"/>
-      <w:r>
-        <w:rPr>
-          <w:color w:val="FF0000"/>
-        </w:rPr>
-        <w:t>varias</w:t>
-      </w:r>
       <w:proofErr w:type="spellEnd"/>
-      <w:r>
-        <w:rPr>
-          <w:color w:val="FF0000"/>
-        </w:rPr>
-        <w:t xml:space="preserve"> opções de produtos e categorias separando-os para facilitar a pesquisa. Depois de escolher seus produtos o cliente deverá estar </w:t>
-      </w:r>
-      <w:proofErr w:type="spellStart"/>
-      <w:r>
-        <w:rPr>
-          <w:color w:val="FF0000"/>
-        </w:rPr>
-        <w:t>logado</w:t>
-      </w:r>
-      <w:proofErr w:type="spellEnd"/>
-      <w:r>
-        <w:rPr>
-          <w:color w:val="FF0000"/>
-        </w:rPr>
-        <w:t xml:space="preserve"> ou se cadastrar, com as seguintes informações: nome, CPF, </w:t>
-      </w:r>
-      <w:proofErr w:type="spellStart"/>
-      <w:r>
-        <w:rPr>
-          <w:color w:val="FF0000"/>
-        </w:rPr>
-        <w:t>email</w:t>
-      </w:r>
-      <w:proofErr w:type="spellEnd"/>
-      <w:r>
-        <w:rPr>
-          <w:color w:val="FF0000"/>
-        </w:rPr>
-        <w:t xml:space="preserve"> e telefone. Após estar </w:t>
-      </w:r>
-      <w:proofErr w:type="spellStart"/>
-      <w:r>
-        <w:rPr>
-          <w:color w:val="FF0000"/>
-        </w:rPr>
-        <w:t>logado</w:t>
-      </w:r>
-      <w:proofErr w:type="spellEnd"/>
-      <w:r>
-        <w:rPr>
-          <w:color w:val="FF0000"/>
-        </w:rPr>
-        <w:t xml:space="preserve">, ele poderá </w:t>
-      </w:r>
-      <w:r>
-        <w:rPr>
-          <w:color w:val="FF0000"/>
-        </w:rPr>
-        <w:t>continuar com a compra</w:t>
-      </w:r>
-      <w:r>
-        <w:rPr>
-          <w:color w:val="FF0000"/>
-        </w:rPr>
-        <w:t xml:space="preserve">, </w:t>
-      </w:r>
-      <w:r>
-        <w:rPr>
-          <w:color w:val="FF0000"/>
-        </w:rPr>
-        <w:t>escolhendo o tipo de entrega (delivery ou retirada), no caso de delivery ele deve adicionar ou selecionar o endereço de entrega com as informações: rua, número, complemento, cidade, estado e CEP</w:t>
-      </w:r>
-      <w:bookmarkStart w:id="0" w:name="_GoBack"/>
-      <w:bookmarkEnd w:id="0"/>
-      <w:r>
-        <w:rPr>
-          <w:color w:val="FF0000"/>
-        </w:rPr>
+    </w:p>
+    <w:p xmlns:wp14="http://schemas.microsoft.com/office/word/2010/wordml" wp14:textId="76DA1D7D">
+      <w:pPr>
+        <w:rPr>
+          <w:color w:val="FF0000"/>
+        </w:rPr>
+      </w:pPr>
+      <w:r>
+        <w:rPr/>
+        <w:t xml:space="preserve">Na parte de baixo do </w:t>
+      </w:r>
+      <w:r>
+        <w:rPr/>
+        <w:t xml:space="preserve">site </w:t>
+      </w:r>
+      <w:r>
+        <w:rPr/>
+        <w:t>também</w:t>
+      </w:r>
+      <w:r>
+        <w:rPr/>
         <w:t xml:space="preserve"> </w:t>
       </w:r>
+      <w:r>
+        <w:rPr/>
+        <w:t xml:space="preserve">deve conter uma breve introdução da nossa loja, </w:t>
+      </w:r>
+      <w:r>
+        <w:rPr/>
+        <w:t>faq</w:t>
+      </w:r>
+      <w:r>
+        <w:rPr/>
+        <w:t xml:space="preserve"> e um suporte virtual para dúvidas ou erros.</w:t>
+      </w:r>
     </w:p>
-    <w:p>
-      <w:r>
-        <w:t xml:space="preserve">O site deve contar um sistema de delivery e de compra online para retirada, o usuário deve criar uma conta com seu nome, </w:t>
-      </w:r>
-      <w:proofErr w:type="spellStart"/>
-      <w:r>
-        <w:t>cpf</w:t>
-      </w:r>
-      <w:proofErr w:type="spellEnd"/>
-      <w:r>
-        <w:t>, endereço, número e e-mail.</w:t>
-      </w:r>
-    </w:p>
-    <w:p>
-      <w:r>
-        <w:t xml:space="preserve">Na parte de baixo do site deve conter uma breve introdução da nossa loja, </w:t>
-      </w:r>
-      <w:proofErr w:type="spellStart"/>
-      <w:r>
-        <w:t>faq</w:t>
-      </w:r>
-      <w:proofErr w:type="spellEnd"/>
-      <w:r>
-        <w:t xml:space="preserve"> e um suporte virtual para dúvidas ou erros.</w:t>
-      </w:r>
-    </w:p>
-    <w:p>
-      <w:r>
-        <w:t>O site deve ter abas como categorias, cardápio e promoções.</w:t>
+    <w:p xmlns:wp14="http://schemas.microsoft.com/office/word/2010/wordml" wp14:textId="77F50A67">
+      <w:pPr>
+        <w:rPr>
+          <w:color w:val="FF0000"/>
+        </w:rPr>
+      </w:pPr>
+      <w:r>
+        <w:rPr>
+          <w:color w:val="FF0000"/>
+        </w:rPr>
+        <w:t>Para facilitar o gerenciamento do software, os funcionários também deverão tem um login especial para poder fazer alterações em pr</w:t>
+      </w:r>
+      <w:r>
+        <w:rPr>
+          <w:color w:val="FF0000"/>
+        </w:rPr>
+        <w:t xml:space="preserve">odutos, adicionar novas </w:t>
+      </w:r>
+      <w:r>
+        <w:rPr>
+          <w:color w:val="FF0000"/>
+        </w:rPr>
+        <w:t>promoções etc.</w:t>
       </w:r>
     </w:p>
     <w:sectPr>
-      <w:pgSz w:w="11906" w:h="16838"/>
+      <w:pgSz w:w="11906" w:h="16838" w:orient="portrait"/>
       <w:pgMar w:top="1417" w:right="1701" w:bottom="1417" w:left="1701" w:header="708" w:footer="708" w:gutter="0"/>
       <w:cols w:space="708"/>
       <w:docGrid w:linePitch="360"/>
@@ -163,11 +222,11 @@
 </file>
 
 <file path=word/styles.xml><?xml version="1.0" encoding="utf-8"?>
-<w:styles xmlns:mc="http://schemas.openxmlformats.org/markup-compatibility/2006" xmlns:r="http://schemas.openxmlformats.org/officeDocument/2006/relationships" xmlns:w="http://schemas.openxmlformats.org/wordprocessingml/2006/main" xmlns:w14="http://schemas.microsoft.com/office/word/2010/wordml" xmlns:w15="http://schemas.microsoft.com/office/word/2012/wordml" xmlns:w16cid="http://schemas.microsoft.com/office/word/2016/wordml/cid" xmlns:w16se="http://schemas.microsoft.com/office/word/2015/wordml/symex" mc:Ignorable="w14 w15 w16se w16cid">
+<w:styles xmlns:wp14="http://schemas.microsoft.com/office/word/2010/wordprocessingDrawing" xmlns:mc="http://schemas.openxmlformats.org/markup-compatibility/2006" xmlns:r="http://schemas.openxmlformats.org/officeDocument/2006/relationships" xmlns:w="http://schemas.openxmlformats.org/wordprocessingml/2006/main" xmlns:w14="http://schemas.microsoft.com/office/word/2010/wordml" xmlns:w15="http://schemas.microsoft.com/office/word/2012/wordml" xmlns:w16cid="http://schemas.microsoft.com/office/word/2016/wordml/cid" xmlns:w16se="http://schemas.microsoft.com/office/word/2015/wordml/symex" mc:Ignorable="w14 w15 w16se w16cid wp14">
   <w:docDefaults>
     <w:rPrDefault>
       <w:rPr>
-        <w:rFonts w:asciiTheme="minorHAnsi" w:eastAsiaTheme="minorHAnsi" w:hAnsiTheme="minorHAnsi" w:cstheme="minorBidi"/>
+        <w:rFonts w:asciiTheme="minorHAnsi" w:hAnsiTheme="minorHAnsi" w:eastAsiaTheme="minorHAnsi" w:cstheme="minorBidi"/>
         <w:sz w:val="22"/>
         <w:szCs w:val="22"/>
         <w:lang w:val="pt-BR" w:eastAsia="en-US" w:bidi="ar-SA"/>
@@ -182,14 +241,14 @@
   <w:latentStyles w:defLockedState="0" w:defUIPriority="99" w:defSemiHidden="0" w:defUnhideWhenUsed="0" w:defQFormat="0" w:count="375">
     <w:lsdException w:name="Normal" w:uiPriority="0" w:qFormat="1"/>
     <w:lsdException w:name="heading 1" w:uiPriority="9" w:qFormat="1"/>
-    <w:lsdException w:name="heading 2" w:semiHidden="1" w:uiPriority="9" w:unhideWhenUsed="1" w:qFormat="1"/>
-    <w:lsdException w:name="heading 3" w:semiHidden="1" w:uiPriority="9" w:unhideWhenUsed="1" w:qFormat="1"/>
-    <w:lsdException w:name="heading 4" w:semiHidden="1" w:uiPriority="9" w:unhideWhenUsed="1" w:qFormat="1"/>
-    <w:lsdException w:name="heading 5" w:semiHidden="1" w:uiPriority="9" w:unhideWhenUsed="1" w:qFormat="1"/>
-    <w:lsdException w:name="heading 6" w:semiHidden="1" w:uiPriority="9" w:unhideWhenUsed="1" w:qFormat="1"/>
-    <w:lsdException w:name="heading 7" w:semiHidden="1" w:uiPriority="9" w:unhideWhenUsed="1" w:qFormat="1"/>
-    <w:lsdException w:name="heading 8" w:semiHidden="1" w:uiPriority="9" w:unhideWhenUsed="1" w:qFormat="1"/>
-    <w:lsdException w:name="heading 9" w:semiHidden="1" w:uiPriority="9" w:unhideWhenUsed="1" w:qFormat="1"/>
+    <w:lsdException w:name="heading 2" w:uiPriority="9" w:semiHidden="1" w:unhideWhenUsed="1" w:qFormat="1"/>
+    <w:lsdException w:name="heading 3" w:uiPriority="9" w:semiHidden="1" w:unhideWhenUsed="1" w:qFormat="1"/>
+    <w:lsdException w:name="heading 4" w:uiPriority="9" w:semiHidden="1" w:unhideWhenUsed="1" w:qFormat="1"/>
+    <w:lsdException w:name="heading 5" w:uiPriority="9" w:semiHidden="1" w:unhideWhenUsed="1" w:qFormat="1"/>
+    <w:lsdException w:name="heading 6" w:uiPriority="9" w:semiHidden="1" w:unhideWhenUsed="1" w:qFormat="1"/>
+    <w:lsdException w:name="heading 7" w:uiPriority="9" w:semiHidden="1" w:unhideWhenUsed="1" w:qFormat="1"/>
+    <w:lsdException w:name="heading 8" w:uiPriority="9" w:semiHidden="1" w:unhideWhenUsed="1" w:qFormat="1"/>
+    <w:lsdException w:name="heading 9" w:uiPriority="9" w:semiHidden="1" w:unhideWhenUsed="1" w:qFormat="1"/>
     <w:lsdException w:name="index 1" w:semiHidden="1" w:unhideWhenUsed="1"/>
     <w:lsdException w:name="index 2" w:semiHidden="1" w:unhideWhenUsed="1"/>
     <w:lsdException w:name="index 3" w:semiHidden="1" w:unhideWhenUsed="1"/>
@@ -199,22 +258,22 @@
     <w:lsdException w:name="index 7" w:semiHidden="1" w:unhideWhenUsed="1"/>
     <w:lsdException w:name="index 8" w:semiHidden="1" w:unhideWhenUsed="1"/>
     <w:lsdException w:name="index 9" w:semiHidden="1" w:unhideWhenUsed="1"/>
-    <w:lsdException w:name="toc 1" w:semiHidden="1" w:uiPriority="39" w:unhideWhenUsed="1"/>
-    <w:lsdException w:name="toc 2" w:semiHidden="1" w:uiPriority="39" w:unhideWhenUsed="1"/>
-    <w:lsdException w:name="toc 3" w:semiHidden="1" w:uiPriority="39" w:unhideWhenUsed="1"/>
-    <w:lsdException w:name="toc 4" w:semiHidden="1" w:uiPriority="39" w:unhideWhenUsed="1"/>
-    <w:lsdException w:name="toc 5" w:semiHidden="1" w:uiPriority="39" w:unhideWhenUsed="1"/>
-    <w:lsdException w:name="toc 6" w:semiHidden="1" w:uiPriority="39" w:unhideWhenUsed="1"/>
-    <w:lsdException w:name="toc 7" w:semiHidden="1" w:uiPriority="39" w:unhideWhenUsed="1"/>
-    <w:lsdException w:name="toc 8" w:semiHidden="1" w:uiPriority="39" w:unhideWhenUsed="1"/>
-    <w:lsdException w:name="toc 9" w:semiHidden="1" w:uiPriority="39" w:unhideWhenUsed="1"/>
+    <w:lsdException w:name="toc 1" w:uiPriority="39" w:semiHidden="1" w:unhideWhenUsed="1"/>
+    <w:lsdException w:name="toc 2" w:uiPriority="39" w:semiHidden="1" w:unhideWhenUsed="1"/>
+    <w:lsdException w:name="toc 3" w:uiPriority="39" w:semiHidden="1" w:unhideWhenUsed="1"/>
+    <w:lsdException w:name="toc 4" w:uiPriority="39" w:semiHidden="1" w:unhideWhenUsed="1"/>
+    <w:lsdException w:name="toc 5" w:uiPriority="39" w:semiHidden="1" w:unhideWhenUsed="1"/>
+    <w:lsdException w:name="toc 6" w:uiPriority="39" w:semiHidden="1" w:unhideWhenUsed="1"/>
+    <w:lsdException w:name="toc 7" w:uiPriority="39" w:semiHidden="1" w:unhideWhenUsed="1"/>
+    <w:lsdException w:name="toc 8" w:uiPriority="39" w:semiHidden="1" w:unhideWhenUsed="1"/>
+    <w:lsdException w:name="toc 9" w:uiPriority="39" w:semiHidden="1" w:unhideWhenUsed="1"/>
     <w:lsdException w:name="Normal Indent" w:semiHidden="1" w:unhideWhenUsed="1"/>
     <w:lsdException w:name="footnote text" w:semiHidden="1" w:unhideWhenUsed="1"/>
     <w:lsdException w:name="annotation text" w:semiHidden="1" w:unhideWhenUsed="1"/>
     <w:lsdException w:name="header" w:semiHidden="1" w:unhideWhenUsed="1"/>
     <w:lsdException w:name="footer" w:semiHidden="1" w:unhideWhenUsed="1"/>
     <w:lsdException w:name="index heading" w:semiHidden="1" w:unhideWhenUsed="1"/>
-    <w:lsdException w:name="caption" w:semiHidden="1" w:uiPriority="35" w:unhideWhenUsed="1" w:qFormat="1"/>
+    <w:lsdException w:name="caption" w:uiPriority="35" w:semiHidden="1" w:unhideWhenUsed="1" w:qFormat="1"/>
     <w:lsdException w:name="table of figures" w:semiHidden="1" w:unhideWhenUsed="1"/>
     <w:lsdException w:name="envelope address" w:semiHidden="1" w:unhideWhenUsed="1"/>
     <w:lsdException w:name="envelope return" w:semiHidden="1" w:unhideWhenUsed="1"/>
@@ -245,7 +304,7 @@
     <w:lsdException w:name="Title" w:uiPriority="10" w:qFormat="1"/>
     <w:lsdException w:name="Closing" w:semiHidden="1" w:unhideWhenUsed="1"/>
     <w:lsdException w:name="Signature" w:semiHidden="1" w:unhideWhenUsed="1"/>
-    <w:lsdException w:name="Default Paragraph Font" w:semiHidden="1" w:uiPriority="1" w:unhideWhenUsed="1"/>
+    <w:lsdException w:name="Default Paragraph Font" w:uiPriority="1" w:semiHidden="1" w:unhideWhenUsed="1"/>
     <w:lsdException w:name="Body Text" w:semiHidden="1" w:unhideWhenUsed="1"/>
     <w:lsdException w:name="Body Text Indent" w:semiHidden="1" w:unhideWhenUsed="1"/>
     <w:lsdException w:name="List Continue" w:semiHidden="1" w:unhideWhenUsed="1"/>
@@ -445,8 +504,8 @@
     <w:lsdException w:name="Subtle Reference" w:uiPriority="31" w:qFormat="1"/>
     <w:lsdException w:name="Intense Reference" w:uiPriority="32" w:qFormat="1"/>
     <w:lsdException w:name="Book Title" w:uiPriority="33" w:qFormat="1"/>
-    <w:lsdException w:name="Bibliography" w:semiHidden="1" w:uiPriority="37" w:unhideWhenUsed="1"/>
-    <w:lsdException w:name="TOC Heading" w:semiHidden="1" w:uiPriority="39" w:unhideWhenUsed="1" w:qFormat="1"/>
+    <w:lsdException w:name="Bibliography" w:uiPriority="37" w:semiHidden="1" w:unhideWhenUsed="1"/>
+    <w:lsdException w:name="TOC Heading" w:uiPriority="39" w:semiHidden="1" w:unhideWhenUsed="1" w:qFormat="1"/>
     <w:lsdException w:name="Plain Table 1" w:uiPriority="41"/>
     <w:lsdException w:name="Plain Table 2" w:uiPriority="42"/>
     <w:lsdException w:name="Plain Table 3" w:uiPriority="43"/>
@@ -556,17 +615,17 @@
     <w:lsdException w:name="Hashtag" w:semiHidden="1" w:unhideWhenUsed="1"/>
     <w:lsdException w:name="Unresolved Mention" w:semiHidden="1" w:unhideWhenUsed="1"/>
   </w:latentStyles>
-  <w:style w:type="paragraph" w:default="1" w:styleId="Normal">
+  <w:style w:type="paragraph" w:styleId="Normal" w:default="1">
     <w:name w:val="Normal"/>
     <w:qFormat/>
   </w:style>
-  <w:style w:type="character" w:default="1" w:styleId="Fontepargpadro">
+  <w:style w:type="character" w:styleId="Fontepargpadro" w:default="1">
     <w:name w:val="Default Paragraph Font"/>
     <w:uiPriority w:val="1"/>
     <w:semiHidden/>
     <w:unhideWhenUsed/>
   </w:style>
-  <w:style w:type="table" w:default="1" w:styleId="Tabelanormal">
+  <w:style w:type="table" w:styleId="Tabelanormal" w:default="1">
     <w:name w:val="Normal Table"/>
     <w:uiPriority w:val="99"/>
     <w:semiHidden/>
@@ -581,7 +640,7 @@
       </w:tblCellMar>
     </w:tblPr>
   </w:style>
-  <w:style w:type="numbering" w:default="1" w:styleId="Semlista">
+  <w:style w:type="numbering" w:styleId="Semlista" w:default="1">
     <w:name w:val="No List"/>
     <w:uiPriority w:val="99"/>
     <w:semiHidden/>
@@ -591,7 +650,7 @@
 </file>
 
 <file path=word/theme/theme1.xml><?xml version="1.0" encoding="utf-8"?>
-<a:theme xmlns:a="http://schemas.openxmlformats.org/drawingml/2006/main" name="Tema do Office">
+<a:theme xmlns:a="http://schemas.openxmlformats.org/drawingml/2006/main" xmlns:thm15="http://schemas.microsoft.com/office/thememl/2012/main" name="Tema do Office">
   <a:themeElements>
     <a:clrScheme name="Office">
       <a:dk1>
